--- a/Rapport_Collaboration_Git.docx
+++ b/Rapport_Collaboration_Git.docx
@@ -5,10 +5,14 @@
     <w:p>
       <w:pPr>
         <w:pStyle w:val="Title"/>
-        <w:rPr/>
-      </w:pPr>
-      <w:r>
-        <w:rPr>
+        <w:jc w:val="center"/>
+        <w:rPr>
+          <w:color w:val="351c75"/>
+        </w:rPr>
+      </w:pPr>
+      <w:r>
+        <w:rPr>
+          <w:color w:val="351c75"/>
           <w:rtl w:val="0"/>
         </w:rPr>
         <w:t xml:space="preserve">RAPPORT DE PROJET ACADÉMIQUE</w:t>
@@ -26,9 +30,41 @@
       </w:pPr>
       <w:r>
         <w:rPr>
+          <w:rtl w:val="0"/>
+        </w:rPr>
+      </w:r>
+    </w:p>
+    <w:p>
+      <w:pPr>
+        <w:pStyle w:val="Heading1"/>
+        <w:jc w:val="center"/>
+        <w:rPr>
           <w:color w:val="674ea7"/>
           <w:sz w:val="40"/>
           <w:szCs w:val="40"/>
+        </w:rPr>
+      </w:pPr>
+      <w:r>
+        <w:rPr>
+          <w:rtl w:val="0"/>
+        </w:rPr>
+      </w:r>
+    </w:p>
+    <w:p>
+      <w:pPr>
+        <w:pStyle w:val="Heading1"/>
+        <w:jc w:val="center"/>
+        <w:rPr>
+          <w:color w:val="674ea7"/>
+          <w:sz w:val="40"/>
+          <w:szCs w:val="40"/>
+        </w:rPr>
+      </w:pPr>
+      <w:r>
+        <w:rPr>
+          <w:color w:val="674ea7"/>
+          <w:sz w:val="40"/>
+          <w:szCs w:val="40"/>
           <w:rtl w:val="0"/>
         </w:rPr>
         <w:t xml:space="preserve">Collaboration Git &amp; GitHub</w:t>
@@ -46,26 +82,16 @@
     </w:p>
     <w:p>
       <w:pPr>
-        <w:rPr/>
-      </w:pPr>
-      <w:r>
-        <w:rPr>
-          <w:rtl w:val="0"/>
-        </w:rPr>
-      </w:r>
-    </w:p>
-    <w:p>
-      <w:pPr>
         <w:jc w:val="center"/>
         <w:rPr>
-          <w:sz w:val="34"/>
-          <w:szCs w:val="34"/>
-        </w:rPr>
-      </w:pPr>
-      <w:r>
-        <w:rPr>
-          <w:sz w:val="34"/>
-          <w:szCs w:val="34"/>
+          <w:sz w:val="30"/>
+          <w:szCs w:val="30"/>
+        </w:rPr>
+      </w:pPr>
+      <w:r>
+        <w:rPr>
+          <w:sz w:val="30"/>
+          <w:szCs w:val="30"/>
           <w:rtl w:val="0"/>
         </w:rPr>
         <w:t xml:space="preserve">Module : Travail Collaboratif</w:t>
@@ -75,14 +101,14 @@
       <w:pPr>
         <w:jc w:val="center"/>
         <w:rPr>
-          <w:sz w:val="34"/>
-          <w:szCs w:val="34"/>
-        </w:rPr>
-      </w:pPr>
-      <w:r>
-        <w:rPr>
-          <w:sz w:val="34"/>
-          <w:szCs w:val="34"/>
+          <w:sz w:val="30"/>
+          <w:szCs w:val="30"/>
+        </w:rPr>
+      </w:pPr>
+      <w:r>
+        <w:rPr>
+          <w:sz w:val="30"/>
+          <w:szCs w:val="30"/>
           <w:rtl w:val="0"/>
         </w:rPr>
         <w:t xml:space="preserve">Année Universitaire : 2025-2026</w:t>
@@ -92,14 +118,14 @@
       <w:pPr>
         <w:jc w:val="center"/>
         <w:rPr>
-          <w:sz w:val="34"/>
-          <w:szCs w:val="34"/>
-        </w:rPr>
-      </w:pPr>
-      <w:r>
-        <w:rPr>
-          <w:sz w:val="34"/>
-          <w:szCs w:val="34"/>
+          <w:sz w:val="30"/>
+          <w:szCs w:val="30"/>
+        </w:rPr>
+      </w:pPr>
+      <w:r>
+        <w:rPr>
+          <w:sz w:val="30"/>
+          <w:szCs w:val="30"/>
           <w:rtl w:val="0"/>
         </w:rPr>
         <w:t xml:space="preserve">Établissement: IHEC Carthage</w:t>
@@ -109,14 +135,14 @@
       <w:pPr>
         <w:jc w:val="center"/>
         <w:rPr>
-          <w:sz w:val="34"/>
-          <w:szCs w:val="34"/>
-        </w:rPr>
-      </w:pPr>
-      <w:r>
-        <w:rPr>
-          <w:sz w:val="34"/>
-          <w:szCs w:val="34"/>
+          <w:sz w:val="30"/>
+          <w:szCs w:val="30"/>
+        </w:rPr>
+      </w:pPr>
+      <w:r>
+        <w:rPr>
+          <w:sz w:val="30"/>
+          <w:szCs w:val="30"/>
           <w:rtl w:val="0"/>
         </w:rPr>
         <w:t xml:space="preserve">Réalisé par :</w:t>
@@ -126,14 +152,14 @@
       <w:pPr>
         <w:jc w:val="center"/>
         <w:rPr>
-          <w:sz w:val="34"/>
-          <w:szCs w:val="34"/>
-        </w:rPr>
-      </w:pPr>
-      <w:r>
-        <w:rPr>
-          <w:sz w:val="34"/>
-          <w:szCs w:val="34"/>
+          <w:sz w:val="30"/>
+          <w:szCs w:val="30"/>
+        </w:rPr>
+      </w:pPr>
+      <w:r>
+        <w:rPr>
+          <w:sz w:val="30"/>
+          <w:szCs w:val="30"/>
           <w:rtl w:val="0"/>
         </w:rPr>
         <w:t xml:space="preserve">Inoubli Nourelhouda - GitHub : @nourelhoudainoubli2025-cyber</w:t>
@@ -143,17 +169,17 @@
       <w:pPr>
         <w:jc w:val="center"/>
         <w:rPr>
-          <w:sz w:val="34"/>
-          <w:szCs w:val="34"/>
-        </w:rPr>
-      </w:pPr>
-      <w:r>
-        <w:rPr>
-          <w:sz w:val="34"/>
-          <w:szCs w:val="34"/>
-          <w:rtl w:val="0"/>
-        </w:rPr>
-        <w:t xml:space="preserve">Maatoug Neji - GitHub : @Spevil</w:t>
+          <w:sz w:val="30"/>
+          <w:szCs w:val="30"/>
+        </w:rPr>
+      </w:pPr>
+      <w:r>
+        <w:rPr>
+          <w:sz w:val="30"/>
+          <w:szCs w:val="30"/>
+          <w:rtl w:val="0"/>
+        </w:rPr>
+        <w:t xml:space="preserve">Maatoug Neji - GitHub : @Spevil77</w:t>
       </w:r>
     </w:p>
     <w:p>
@@ -516,12 +542,12 @@
           <wp:inline distB="114300" distT="114300" distL="114300" distR="114300">
             <wp:extent cx="5486400" cy="850900"/>
             <wp:effectExtent b="0" l="0" r="0" t="0"/>
-            <wp:docPr id="3" name="image2.png"/>
+            <wp:docPr id="6" name="image5.png"/>
             <a:graphic>
               <a:graphicData uri="http://schemas.openxmlformats.org/drawingml/2006/picture">
                 <pic:pic>
                   <pic:nvPicPr>
-                    <pic:cNvPr id="0" name="image2.png"/>
+                    <pic:cNvPr id="0" name="image5.png"/>
                     <pic:cNvPicPr preferRelativeResize="0"/>
                   </pic:nvPicPr>
                   <pic:blipFill>
@@ -732,12 +758,12 @@
           <wp:inline distB="114300" distT="114300" distL="114300" distR="114300">
             <wp:extent cx="5486400" cy="3289300"/>
             <wp:effectExtent b="0" l="0" r="0" t="0"/>
-            <wp:docPr id="1" name="image1.png"/>
+            <wp:docPr id="2" name="image4.png"/>
             <a:graphic>
               <a:graphicData uri="http://schemas.openxmlformats.org/drawingml/2006/picture">
                 <pic:pic>
                   <pic:nvPicPr>
-                    <pic:cNvPr id="0" name="image1.png"/>
+                    <pic:cNvPr id="0" name="image4.png"/>
                     <pic:cNvPicPr preferRelativeResize="0"/>
                   </pic:nvPicPr>
                   <pic:blipFill>
@@ -991,7 +1017,7 @@
           <wp:inline distB="114300" distT="114300" distL="114300" distR="114300">
             <wp:extent cx="5486400" cy="927100"/>
             <wp:effectExtent b="0" l="0" r="0" t="0"/>
-            <wp:docPr id="2" name="image3.png"/>
+            <wp:docPr id="4" name="image3.png"/>
             <a:graphic>
               <a:graphicData uri="http://schemas.openxmlformats.org/drawingml/2006/picture">
                 <pic:pic>
@@ -1188,12 +1214,12 @@
           <wp:inline distB="114300" distT="114300" distL="114300" distR="114300">
             <wp:extent cx="5486400" cy="584200"/>
             <wp:effectExtent b="0" l="0" r="0" t="0"/>
-            <wp:docPr id="4" name="image4.png"/>
+            <wp:docPr id="8" name="image6.png"/>
             <a:graphic>
               <a:graphicData uri="http://schemas.openxmlformats.org/drawingml/2006/picture">
                 <pic:pic>
                   <pic:nvPicPr>
-                    <pic:cNvPr id="0" name="image4.png"/>
+                    <pic:cNvPr id="0" name="image6.png"/>
                     <pic:cNvPicPr preferRelativeResize="0"/>
                   </pic:nvPicPr>
                   <pic:blipFill>
@@ -1362,6 +1388,66 @@
     </w:p>
     <w:p>
       <w:pPr>
+        <w:keepNext w:val="0"/>
+        <w:keepLines w:val="0"/>
+        <w:pageBreakBefore w:val="0"/>
+        <w:widowControl w:val="1"/>
+        <w:pBdr>
+          <w:top w:space="0" w:sz="0" w:val="nil"/>
+          <w:left w:space="0" w:sz="0" w:val="nil"/>
+          <w:bottom w:space="0" w:sz="0" w:val="nil"/>
+          <w:right w:space="0" w:sz="0" w:val="nil"/>
+          <w:between w:space="0" w:sz="0" w:val="nil"/>
+        </w:pBdr>
+        <w:shd w:fill="auto" w:val="clear"/>
+        <w:spacing w:after="200" w:before="0" w:line="276" w:lineRule="auto"/>
+        <w:ind w:left="360" w:right="0" w:firstLine="0"/>
+        <w:jc w:val="left"/>
+        <w:rPr/>
+      </w:pPr>
+      <w:r>
+        <w:rPr/>
+        <w:drawing>
+          <wp:inline distB="114300" distT="114300" distL="114300" distR="114300">
+            <wp:extent cx="5486400" cy="533400"/>
+            <wp:effectExtent b="0" l="0" r="0" t="0"/>
+            <wp:docPr id="9" name="image9.png"/>
+            <a:graphic>
+              <a:graphicData uri="http://schemas.openxmlformats.org/drawingml/2006/picture">
+                <pic:pic>
+                  <pic:nvPicPr>
+                    <pic:cNvPr id="0" name="image9.png"/>
+                    <pic:cNvPicPr preferRelativeResize="0"/>
+                  </pic:nvPicPr>
+                  <pic:blipFill>
+                    <a:blip r:embed="rId10"/>
+                    <a:srcRect b="0" l="0" r="0" t="0"/>
+                    <a:stretch>
+                      <a:fillRect/>
+                    </a:stretch>
+                  </pic:blipFill>
+                  <pic:spPr>
+                    <a:xfrm>
+                      <a:off x="0" y="0"/>
+                      <a:ext cx="5486400" cy="533400"/>
+                    </a:xfrm>
+                    <a:prstGeom prst="rect"/>
+                    <a:ln/>
+                  </pic:spPr>
+                </pic:pic>
+              </a:graphicData>
+            </a:graphic>
+          </wp:inline>
+        </w:drawing>
+      </w:r>
+      <w:r>
+        <w:rPr>
+          <w:rtl w:val="0"/>
+        </w:rPr>
+      </w:r>
+    </w:p>
+    <w:p>
+      <w:pPr>
         <w:pStyle w:val="Heading3"/>
         <w:rPr>
           <w:color w:val="674ea7"/>
@@ -1494,7 +1580,111 @@
           <w:vertAlign w:val="baseline"/>
           <w:rtl w:val="0"/>
         </w:rPr>
-        <w:t xml:space="preserve"> `git commit -m "Ajout de la structure de base du projet"`</w:t>
+        <w:t xml:space="preserve"> `git commit -m "</w:t>
+      </w:r>
+      <w:r>
+        <w:rPr>
+          <w:rtl w:val="0"/>
+        </w:rPr>
+        <w:t xml:space="preserve">Voici le rapport</w:t>
+      </w:r>
+      <w:r>
+        <w:rPr>
+          <w:rFonts w:ascii="Cambria" w:cs="Cambria" w:eastAsia="Cambria" w:hAnsi="Cambria"/>
+          <w:b w:val="0"/>
+          <w:bCs w:val="0"/>
+          <w:i w:val="0"/>
+          <w:iCs w:val="0"/>
+          <w:smallCaps w:val="0"/>
+          <w:strike w:val="0"/>
+          <w:color w:val="000000"/>
+          <w:sz w:val="22"/>
+          <w:szCs w:val="22"/>
+          <w:u w:val="none"/>
+          <w:shd w:fill="auto" w:val="clear"/>
+          <w:vertAlign w:val="baseline"/>
+          <w:rtl w:val="0"/>
+        </w:rPr>
+        <w:t xml:space="preserve">"`</w:t>
+      </w:r>
+    </w:p>
+    <w:p>
+      <w:pPr>
+        <w:keepNext w:val="0"/>
+        <w:keepLines w:val="0"/>
+        <w:pageBreakBefore w:val="0"/>
+        <w:widowControl w:val="1"/>
+        <w:numPr>
+          <w:ilvl w:val="0"/>
+          <w:numId w:val="1"/>
+        </w:numPr>
+        <w:pBdr>
+          <w:top w:space="0" w:sz="0" w:val="nil"/>
+          <w:left w:space="0" w:sz="0" w:val="nil"/>
+          <w:bottom w:space="0" w:sz="0" w:val="nil"/>
+          <w:right w:space="0" w:sz="0" w:val="nil"/>
+          <w:between w:space="0" w:sz="0" w:val="nil"/>
+        </w:pBdr>
+        <w:shd w:fill="auto" w:val="clear"/>
+        <w:spacing w:after="200" w:before="0" w:line="276" w:lineRule="auto"/>
+        <w:ind w:left="360" w:right="0" w:hanging="360"/>
+        <w:jc w:val="left"/>
+        <w:rPr>
+          <w:u w:val="none"/>
+        </w:rPr>
+      </w:pPr>
+      <w:r>
+        <w:rPr/>
+        <w:drawing>
+          <wp:inline distB="114300" distT="114300" distL="114300" distR="114300">
+            <wp:extent cx="5334000" cy="781050"/>
+            <wp:effectExtent b="0" l="0" r="0" t="0"/>
+            <wp:docPr id="5" name="image2.png"/>
+            <a:graphic>
+              <a:graphicData uri="http://schemas.openxmlformats.org/drawingml/2006/picture">
+                <pic:pic>
+                  <pic:nvPicPr>
+                    <pic:cNvPr id="0" name="image2.png"/>
+                    <pic:cNvPicPr preferRelativeResize="0"/>
+                  </pic:nvPicPr>
+                  <pic:blipFill>
+                    <a:blip r:embed="rId11"/>
+                    <a:srcRect b="0" l="0" r="0" t="0"/>
+                    <a:stretch>
+                      <a:fillRect/>
+                    </a:stretch>
+                  </pic:blipFill>
+                  <pic:spPr>
+                    <a:xfrm>
+                      <a:off x="0" y="0"/>
+                      <a:ext cx="5334000" cy="781050"/>
+                    </a:xfrm>
+                    <a:prstGeom prst="rect"/>
+                    <a:ln/>
+                  </pic:spPr>
+                </pic:pic>
+              </a:graphicData>
+            </a:graphic>
+          </wp:inline>
+        </w:drawing>
+      </w:r>
+      <w:r>
+        <w:rPr>
+          <w:rtl w:val="0"/>
+        </w:rPr>
+      </w:r>
+    </w:p>
+    <w:p>
+      <w:pPr>
+        <w:pStyle w:val="Heading3"/>
+        <w:rPr>
+          <w:color w:val="674ea7"/>
+        </w:rPr>
+      </w:pPr>
+      <w:r>
+        <w:rPr>
+          <w:rtl w:val="0"/>
+        </w:rPr>
       </w:r>
     </w:p>
     <w:p>
@@ -1636,6 +1826,66 @@
     </w:p>
     <w:p>
       <w:pPr>
+        <w:keepNext w:val="0"/>
+        <w:keepLines w:val="0"/>
+        <w:pageBreakBefore w:val="0"/>
+        <w:widowControl w:val="1"/>
+        <w:pBdr>
+          <w:top w:space="0" w:sz="0" w:val="nil"/>
+          <w:left w:space="0" w:sz="0" w:val="nil"/>
+          <w:bottom w:space="0" w:sz="0" w:val="nil"/>
+          <w:right w:space="0" w:sz="0" w:val="nil"/>
+          <w:between w:space="0" w:sz="0" w:val="nil"/>
+        </w:pBdr>
+        <w:shd w:fill="auto" w:val="clear"/>
+        <w:spacing w:after="200" w:before="0" w:line="276" w:lineRule="auto"/>
+        <w:ind w:left="360" w:right="0" w:firstLine="0"/>
+        <w:jc w:val="left"/>
+        <w:rPr/>
+      </w:pPr>
+      <w:r>
+        <w:rPr/>
+        <w:drawing>
+          <wp:inline distB="114300" distT="114300" distL="114300" distR="114300">
+            <wp:extent cx="3924300" cy="457200"/>
+            <wp:effectExtent b="0" l="0" r="0" t="0"/>
+            <wp:docPr id="7" name="image7.png"/>
+            <a:graphic>
+              <a:graphicData uri="http://schemas.openxmlformats.org/drawingml/2006/picture">
+                <pic:pic>
+                  <pic:nvPicPr>
+                    <pic:cNvPr id="0" name="image7.png"/>
+                    <pic:cNvPicPr preferRelativeResize="0"/>
+                  </pic:nvPicPr>
+                  <pic:blipFill>
+                    <a:blip r:embed="rId12"/>
+                    <a:srcRect b="0" l="0" r="0" t="0"/>
+                    <a:stretch>
+                      <a:fillRect/>
+                    </a:stretch>
+                  </pic:blipFill>
+                  <pic:spPr>
+                    <a:xfrm>
+                      <a:off x="0" y="0"/>
+                      <a:ext cx="3924300" cy="457200"/>
+                    </a:xfrm>
+                    <a:prstGeom prst="rect"/>
+                    <a:ln/>
+                  </pic:spPr>
+                </pic:pic>
+              </a:graphicData>
+            </a:graphic>
+          </wp:inline>
+        </w:drawing>
+      </w:r>
+      <w:r>
+        <w:rPr>
+          <w:rtl w:val="0"/>
+        </w:rPr>
+      </w:r>
+    </w:p>
+    <w:p>
+      <w:pPr>
         <w:pStyle w:val="Heading3"/>
         <w:rPr>
           <w:color w:val="674ea7"/>
@@ -1773,6 +2023,66 @@
     </w:p>
     <w:p>
       <w:pPr>
+        <w:keepNext w:val="0"/>
+        <w:keepLines w:val="0"/>
+        <w:pageBreakBefore w:val="0"/>
+        <w:widowControl w:val="1"/>
+        <w:pBdr>
+          <w:top w:space="0" w:sz="0" w:val="nil"/>
+          <w:left w:space="0" w:sz="0" w:val="nil"/>
+          <w:bottom w:space="0" w:sz="0" w:val="nil"/>
+          <w:right w:space="0" w:sz="0" w:val="nil"/>
+          <w:between w:space="0" w:sz="0" w:val="nil"/>
+        </w:pBdr>
+        <w:shd w:fill="auto" w:val="clear"/>
+        <w:spacing w:after="200" w:before="0" w:line="276" w:lineRule="auto"/>
+        <w:ind w:left="360" w:right="0" w:firstLine="0"/>
+        <w:jc w:val="left"/>
+        <w:rPr/>
+      </w:pPr>
+      <w:r>
+        <w:rPr/>
+        <w:drawing>
+          <wp:inline distB="114300" distT="114300" distL="114300" distR="114300">
+            <wp:extent cx="4352925" cy="466725"/>
+            <wp:effectExtent b="0" l="0" r="0" t="0"/>
+            <wp:docPr id="1" name="image1.png"/>
+            <a:graphic>
+              <a:graphicData uri="http://schemas.openxmlformats.org/drawingml/2006/picture">
+                <pic:pic>
+                  <pic:nvPicPr>
+                    <pic:cNvPr id="0" name="image1.png"/>
+                    <pic:cNvPicPr preferRelativeResize="0"/>
+                  </pic:nvPicPr>
+                  <pic:blipFill>
+                    <a:blip r:embed="rId13"/>
+                    <a:srcRect b="0" l="0" r="0" t="0"/>
+                    <a:stretch>
+                      <a:fillRect/>
+                    </a:stretch>
+                  </pic:blipFill>
+                  <pic:spPr>
+                    <a:xfrm>
+                      <a:off x="0" y="0"/>
+                      <a:ext cx="4352925" cy="466725"/>
+                    </a:xfrm>
+                    <a:prstGeom prst="rect"/>
+                    <a:ln/>
+                  </pic:spPr>
+                </pic:pic>
+              </a:graphicData>
+            </a:graphic>
+          </wp:inline>
+        </w:drawing>
+      </w:r>
+      <w:r>
+        <w:rPr>
+          <w:rtl w:val="0"/>
+        </w:rPr>
+      </w:r>
+    </w:p>
+    <w:p>
+      <w:pPr>
         <w:pStyle w:val="Heading3"/>
         <w:rPr>
           <w:color w:val="674ea7"/>
@@ -1906,6 +2216,66 @@
           <w:rtl w:val="0"/>
         </w:rPr>
         <w:t xml:space="preserve"> `git merge feature-documentation`</w:t>
+      </w:r>
+    </w:p>
+    <w:p>
+      <w:pPr>
+        <w:keepNext w:val="0"/>
+        <w:keepLines w:val="0"/>
+        <w:pageBreakBefore w:val="0"/>
+        <w:widowControl w:val="1"/>
+        <w:pBdr>
+          <w:top w:space="0" w:sz="0" w:val="nil"/>
+          <w:left w:space="0" w:sz="0" w:val="nil"/>
+          <w:bottom w:space="0" w:sz="0" w:val="nil"/>
+          <w:right w:space="0" w:sz="0" w:val="nil"/>
+          <w:between w:space="0" w:sz="0" w:val="nil"/>
+        </w:pBdr>
+        <w:shd w:fill="auto" w:val="clear"/>
+        <w:spacing w:after="200" w:before="0" w:line="276" w:lineRule="auto"/>
+        <w:ind w:left="360" w:right="0" w:firstLine="0"/>
+        <w:jc w:val="left"/>
+        <w:rPr/>
+      </w:pPr>
+      <w:r>
+        <w:rPr/>
+        <w:drawing>
+          <wp:inline distB="114300" distT="114300" distL="114300" distR="114300">
+            <wp:extent cx="2962275" cy="476250"/>
+            <wp:effectExtent b="0" l="0" r="0" t="0"/>
+            <wp:docPr id="3" name="image8.png"/>
+            <a:graphic>
+              <a:graphicData uri="http://schemas.openxmlformats.org/drawingml/2006/picture">
+                <pic:pic>
+                  <pic:nvPicPr>
+                    <pic:cNvPr id="0" name="image8.png"/>
+                    <pic:cNvPicPr preferRelativeResize="0"/>
+                  </pic:nvPicPr>
+                  <pic:blipFill>
+                    <a:blip r:embed="rId14"/>
+                    <a:srcRect b="0" l="0" r="0" t="0"/>
+                    <a:stretch>
+                      <a:fillRect/>
+                    </a:stretch>
+                  </pic:blipFill>
+                  <pic:spPr>
+                    <a:xfrm>
+                      <a:off x="0" y="0"/>
+                      <a:ext cx="2962275" cy="476250"/>
+                    </a:xfrm>
+                    <a:prstGeom prst="rect"/>
+                    <a:ln/>
+                  </pic:spPr>
+                </pic:pic>
+              </a:graphicData>
+            </a:graphic>
+          </wp:inline>
+        </w:drawing>
+      </w:r>
+      <w:r>
+        <w:rPr>
+          <w:rtl w:val="0"/>
+        </w:rPr>
       </w:r>
     </w:p>
     <w:p>
